--- a/apps/api/assets/reinforcement-annexes/annex-5.docx
+++ b/apps/api/assets/reinforcement-annexes/annex-5.docx
@@ -1276,7 +1276,7 @@
         <w:sz w:val="28"/>
         <w:szCs w:val="28"/>
       </w:rPr>
-      <w:t>ESCUELA DE EDUCACIÓN básica “PANAMÁ”</w:t>
+      <w:t xml:space="preserve">{{header_institution}}</w:t>
     </w:r>
     <w:r>
       <w:rPr>
@@ -1304,7 +1304,7 @@
         <w:sz w:val="24"/>
         <w:szCs w:val="24"/>
       </w:rPr>
-      <w:t>SUBDIRECCIÓN DE LA ESCUELA PANAMÁ</w:t>
+      <w:t xml:space="preserve">{{header_department}}</w:t>
     </w:r>
     <w:r>
       <w:rPr>
@@ -1320,7 +1320,7 @@
         <w:noProof/>
         <w:lang w:val="es-EC" w:eastAsia="es-EC"/>
       </w:rPr>
-      <w:t>202</w:t>
+      <w:t xml:space="preserve">{{header_academic_year}}</w:t>
     </w:r>
     <w:r>
       <w:rPr>
@@ -1328,7 +1328,7 @@
         <w:noProof/>
         <w:lang w:val="es-EC" w:eastAsia="es-EC"/>
       </w:rPr>
-      <w:t>6-</w:t>
+      <w:t xml:space="preserve">{{header_academic_year__part1}}</w:t>
     </w:r>
     <w:r>
       <w:rPr>
@@ -1336,7 +1336,7 @@
         <w:noProof/>
         <w:lang w:val="es-EC" w:eastAsia="es-EC"/>
       </w:rPr>
-      <w:t>202</w:t>
+      <w:t xml:space="preserve">{{header_academic_year__part2}}</w:t>
     </w:r>
     <w:r>
       <w:rPr>
@@ -1344,7 +1344,7 @@
         <w:noProof/>
         <w:lang w:val="es-EC" w:eastAsia="es-EC"/>
       </w:rPr>
-      <w:t>7</w:t>
+      <w:t xml:space="preserve">{{header_academic_year__part3}}</w:t>
     </w:r>
   </w:p>
 </w:hdr>
